--- a/Assets/Assignment_.docx
+++ b/Assets/Assignment_.docx
@@ -356,7 +356,7 @@
       </w:pPr>
       <w:r>
         <w:pict w14:anchorId="5CC4F3AB">
-          <v:rect id="_x0000_i1032" style="width:0;height:1.5pt" o:hralign="center" o:hrstd="t" o:hr="t" fillcolor="#a0a0a0" stroked="f"/>
+          <v:rect id="_x0000_i1025" style="width:0;height:1.5pt" o:hralign="center" o:hrstd="t" o:hr="t" fillcolor="#a0a0a0" stroked="f"/>
         </w:pict>
       </w:r>
     </w:p>
@@ -1866,15 +1866,15 @@
         </w:numPr>
         <w:rPr>
           <w:rFonts w:ascii="Bookman Old Style" w:eastAsia="Bookman Old Style" w:hAnsi="Bookman Old Style" w:cs="Bookman Old Style"/>
-          <w:color w:val="EE0000"/>
-        </w:rPr>
-      </w:pPr>
-      <w:r>
-        <w:rPr>
-          <w:rFonts w:ascii="Bookman Old Style" w:eastAsia="Bookman Old Style" w:hAnsi="Bookman Old Style" w:cs="Bookman Old Style"/>
-          <w:b/>
-          <w:bCs/>
-          <w:color w:val="EE0000"/>
+          <w:color w:val="00B050"/>
+        </w:rPr>
+      </w:pPr>
+      <w:r>
+        <w:rPr>
+          <w:rFonts w:ascii="Bookman Old Style" w:eastAsia="Bookman Old Style" w:hAnsi="Bookman Old Style" w:cs="Bookman Old Style"/>
+          <w:b/>
+          <w:bCs/>
+          <w:color w:val="00B050"/>
         </w:rPr>
         <w:t>Health System:</w:t>
       </w:r>
@@ -1887,13 +1887,13 @@
         </w:numPr>
         <w:rPr>
           <w:rFonts w:ascii="Bookman Old Style" w:eastAsia="Bookman Old Style" w:hAnsi="Bookman Old Style" w:cs="Bookman Old Style"/>
-          <w:color w:val="EE0000"/>
-        </w:rPr>
-      </w:pPr>
-      <w:r>
-        <w:rPr>
-          <w:rFonts w:ascii="Bookman Old Style" w:eastAsia="Bookman Old Style" w:hAnsi="Bookman Old Style" w:cs="Bookman Old Style"/>
-          <w:color w:val="EE0000"/>
+          <w:color w:val="00B050"/>
+        </w:rPr>
+      </w:pPr>
+      <w:r>
+        <w:rPr>
+          <w:rFonts w:ascii="Bookman Old Style" w:eastAsia="Bookman Old Style" w:hAnsi="Bookman Old Style" w:cs="Bookman Old Style"/>
+          <w:color w:val="00B050"/>
         </w:rPr>
         <w:lastRenderedPageBreak/>
         <w:t xml:space="preserve">The player should have </w:t>
@@ -1903,21 +1903,21 @@
           <w:rFonts w:ascii="Bookman Old Style" w:eastAsia="Bookman Old Style" w:hAnsi="Bookman Old Style" w:cs="Bookman Old Style"/>
           <w:b/>
           <w:bCs/>
-          <w:color w:val="EE0000"/>
+          <w:color w:val="00B050"/>
         </w:rPr>
         <w:t>3 health points</w:t>
       </w:r>
       <w:r>
         <w:rPr>
           <w:rFonts w:ascii="Bookman Old Style" w:eastAsia="Bookman Old Style" w:hAnsi="Bookman Old Style" w:cs="Bookman Old Style"/>
-          <w:color w:val="EE0000"/>
+          <w:color w:val="00B050"/>
         </w:rPr>
         <w:t>.</w:t>
       </w:r>
       <w:r>
         <w:rPr>
           <w:rFonts w:ascii="Bookman Old Style" w:eastAsia="Bookman Old Style" w:hAnsi="Bookman Old Style" w:cs="Bookman Old Style"/>
-          <w:color w:val="EE0000"/>
+          <w:color w:val="00B050"/>
         </w:rPr>
         <w:t xml:space="preserve"> </w:t>
       </w:r>
@@ -1930,29 +1930,29 @@
         </w:numPr>
         <w:rPr>
           <w:rFonts w:ascii="Bookman Old Style" w:eastAsia="Bookman Old Style" w:hAnsi="Bookman Old Style" w:cs="Bookman Old Style"/>
-          <w:color w:val="EE0000"/>
-        </w:rPr>
-      </w:pPr>
-      <w:r>
-        <w:rPr>
-          <w:rFonts w:ascii="Bookman Old Style" w:eastAsia="Bookman Old Style" w:hAnsi="Bookman Old Style" w:cs="Bookman Old Style"/>
-          <w:b/>
-          <w:bCs/>
-          <w:color w:val="EE0000"/>
+          <w:color w:val="00B050"/>
+        </w:rPr>
+      </w:pPr>
+      <w:r>
+        <w:rPr>
+          <w:rFonts w:ascii="Bookman Old Style" w:eastAsia="Bookman Old Style" w:hAnsi="Bookman Old Style" w:cs="Bookman Old Style"/>
+          <w:b/>
+          <w:bCs/>
+          <w:color w:val="00B050"/>
         </w:rPr>
         <w:t>Colliding with a Red Trap removes 1 health point</w:t>
       </w:r>
       <w:r>
         <w:rPr>
           <w:rFonts w:ascii="Bookman Old Style" w:eastAsia="Bookman Old Style" w:hAnsi="Bookman Old Style" w:cs="Bookman Old Style"/>
-          <w:color w:val="EE0000"/>
+          <w:color w:val="00B050"/>
         </w:rPr>
         <w:t>.</w:t>
       </w:r>
       <w:r>
         <w:rPr>
           <w:rFonts w:ascii="Bookman Old Style" w:eastAsia="Bookman Old Style" w:hAnsi="Bookman Old Style" w:cs="Bookman Old Style"/>
-          <w:color w:val="EE0000"/>
+          <w:color w:val="00B050"/>
         </w:rPr>
         <w:t xml:space="preserve"> </w:t>
       </w:r>
@@ -1966,13 +1966,13 @@
         <w:spacing w:after="240"/>
         <w:rPr>
           <w:rFonts w:ascii="Bookman Old Style" w:eastAsia="Bookman Old Style" w:hAnsi="Bookman Old Style" w:cs="Bookman Old Style"/>
-          <w:color w:val="EE0000"/>
-        </w:rPr>
-      </w:pPr>
-      <w:r>
-        <w:rPr>
-          <w:rFonts w:ascii="Bookman Old Style" w:eastAsia="Bookman Old Style" w:hAnsi="Bookman Old Style" w:cs="Bookman Old Style"/>
-          <w:color w:val="EE0000"/>
+          <w:color w:val="00B050"/>
+        </w:rPr>
+      </w:pPr>
+      <w:r>
+        <w:rPr>
+          <w:rFonts w:ascii="Bookman Old Style" w:eastAsia="Bookman Old Style" w:hAnsi="Bookman Old Style" w:cs="Bookman Old Style"/>
+          <w:color w:val="00B050"/>
         </w:rPr>
         <w:t xml:space="preserve">If the player </w:t>
       </w:r>
@@ -1981,14 +1981,14 @@
           <w:rFonts w:ascii="Bookman Old Style" w:eastAsia="Bookman Old Style" w:hAnsi="Bookman Old Style" w:cs="Bookman Old Style"/>
           <w:b/>
           <w:bCs/>
-          <w:color w:val="EE0000"/>
+          <w:color w:val="00B050"/>
         </w:rPr>
         <w:t>loses all health</w:t>
       </w:r>
       <w:r>
         <w:rPr>
           <w:rFonts w:ascii="Bookman Old Style" w:eastAsia="Bookman Old Style" w:hAnsi="Bookman Old Style" w:cs="Bookman Old Style"/>
-          <w:color w:val="EE0000"/>
+          <w:color w:val="00B050"/>
         </w:rPr>
         <w:t xml:space="preserve">, the level </w:t>
       </w:r>
@@ -1997,21 +1997,21 @@
           <w:rFonts w:ascii="Bookman Old Style" w:eastAsia="Bookman Old Style" w:hAnsi="Bookman Old Style" w:cs="Bookman Old Style"/>
           <w:b/>
           <w:bCs/>
-          <w:color w:val="EE0000"/>
+          <w:color w:val="00B050"/>
         </w:rPr>
         <w:t>restarts</w:t>
       </w:r>
       <w:r>
         <w:rPr>
           <w:rFonts w:ascii="Bookman Old Style" w:eastAsia="Bookman Old Style" w:hAnsi="Bookman Old Style" w:cs="Bookman Old Style"/>
-          <w:color w:val="EE0000"/>
+          <w:color w:val="00B050"/>
         </w:rPr>
         <w:t>.</w:t>
       </w:r>
       <w:r>
         <w:rPr>
           <w:rFonts w:ascii="Bookman Old Style" w:eastAsia="Bookman Old Style" w:hAnsi="Bookman Old Style" w:cs="Bookman Old Style"/>
-          <w:color w:val="EE0000"/>
+          <w:color w:val="00B050"/>
         </w:rPr>
         <w:t xml:space="preserve"> </w:t>
       </w:r>
@@ -2269,15 +2269,15 @@
         </w:numPr>
         <w:rPr>
           <w:rFonts w:ascii="Bookman Old Style" w:eastAsia="Bookman Old Style" w:hAnsi="Bookman Old Style" w:cs="Bookman Old Style"/>
-          <w:color w:val="EE0000"/>
-        </w:rPr>
-      </w:pPr>
-      <w:r>
-        <w:rPr>
-          <w:rFonts w:ascii="Bookman Old Style" w:eastAsia="Bookman Old Style" w:hAnsi="Bookman Old Style" w:cs="Bookman Old Style"/>
-          <w:b/>
-          <w:bCs/>
-          <w:color w:val="EE0000"/>
+          <w:color w:val="00B050"/>
+        </w:rPr>
+      </w:pPr>
+      <w:r>
+        <w:rPr>
+          <w:rFonts w:ascii="Bookman Old Style" w:eastAsia="Bookman Old Style" w:hAnsi="Bookman Old Style" w:cs="Bookman Old Style"/>
+          <w:b/>
+          <w:bCs/>
+          <w:color w:val="00B050"/>
         </w:rPr>
         <w:t>Traps &amp; Challenges:</w:t>
       </w:r>
@@ -2290,22 +2290,22 @@
         </w:numPr>
         <w:rPr>
           <w:rFonts w:ascii="Bookman Old Style" w:eastAsia="Bookman Old Style" w:hAnsi="Bookman Old Style" w:cs="Bookman Old Style"/>
-          <w:color w:val="EE0000"/>
-        </w:rPr>
-      </w:pPr>
-      <w:r>
-        <w:rPr>
-          <w:rFonts w:ascii="Bookman Old Style" w:eastAsia="Bookman Old Style" w:hAnsi="Bookman Old Style" w:cs="Bookman Old Style"/>
-          <w:b/>
-          <w:bCs/>
-          <w:color w:val="EE0000"/>
+          <w:color w:val="00B050"/>
+        </w:rPr>
+      </w:pPr>
+      <w:r>
+        <w:rPr>
+          <w:rFonts w:ascii="Bookman Old Style" w:eastAsia="Bookman Old Style" w:hAnsi="Bookman Old Style" w:cs="Bookman Old Style"/>
+          <w:b/>
+          <w:bCs/>
+          <w:color w:val="00B050"/>
         </w:rPr>
         <w:t>Red Traps</w:t>
       </w:r>
       <w:r>
         <w:rPr>
           <w:rFonts w:ascii="Bookman Old Style" w:eastAsia="Bookman Old Style" w:hAnsi="Bookman Old Style" w:cs="Bookman Old Style"/>
-          <w:color w:val="EE0000"/>
+          <w:color w:val="00B050"/>
         </w:rPr>
         <w:t xml:space="preserve"> reduce health by </w:t>
       </w:r>
@@ -2314,14 +2314,14 @@
           <w:rFonts w:ascii="Bookman Old Style" w:eastAsia="Bookman Old Style" w:hAnsi="Bookman Old Style" w:cs="Bookman Old Style"/>
           <w:b/>
           <w:bCs/>
-          <w:color w:val="EE0000"/>
+          <w:color w:val="00B050"/>
         </w:rPr>
         <w:t>1 point</w:t>
       </w:r>
       <w:r>
         <w:rPr>
           <w:rFonts w:ascii="Bookman Old Style" w:eastAsia="Bookman Old Style" w:hAnsi="Bookman Old Style" w:cs="Bookman Old Style"/>
-          <w:color w:val="EE0000"/>
+          <w:color w:val="00B050"/>
         </w:rPr>
         <w:t>.</w:t>
       </w:r>
@@ -2334,13 +2334,13 @@
         </w:numPr>
         <w:rPr>
           <w:rFonts w:ascii="Bookman Old Style" w:eastAsia="Bookman Old Style" w:hAnsi="Bookman Old Style" w:cs="Bookman Old Style"/>
-          <w:color w:val="EE0000"/>
-        </w:rPr>
-      </w:pPr>
-      <w:r>
-        <w:rPr>
-          <w:rFonts w:ascii="Bookman Old Style" w:eastAsia="Bookman Old Style" w:hAnsi="Bookman Old Style" w:cs="Bookman Old Style"/>
-          <w:color w:val="EE0000"/>
+          <w:color w:val="00B050"/>
+        </w:rPr>
+      </w:pPr>
+      <w:r>
+        <w:rPr>
+          <w:rFonts w:ascii="Bookman Old Style" w:eastAsia="Bookman Old Style" w:hAnsi="Bookman Old Style" w:cs="Bookman Old Style"/>
+          <w:color w:val="00B050"/>
         </w:rPr>
         <w:t xml:space="preserve">Falling off the level </w:t>
       </w:r>
@@ -2349,14 +2349,14 @@
           <w:rFonts w:ascii="Bookman Old Style" w:eastAsia="Bookman Old Style" w:hAnsi="Bookman Old Style" w:cs="Bookman Old Style"/>
           <w:b/>
           <w:bCs/>
-          <w:color w:val="EE0000"/>
+          <w:color w:val="00B050"/>
         </w:rPr>
         <w:t>resets the level</w:t>
       </w:r>
       <w:r>
         <w:rPr>
           <w:rFonts w:ascii="Bookman Old Style" w:eastAsia="Bookman Old Style" w:hAnsi="Bookman Old Style" w:cs="Bookman Old Style"/>
-          <w:color w:val="EE0000"/>
+          <w:color w:val="00B050"/>
         </w:rPr>
         <w:t xml:space="preserve"> </w:t>
       </w:r>
@@ -2369,13 +2369,13 @@
         </w:numPr>
         <w:rPr>
           <w:rFonts w:ascii="Bookman Old Style" w:eastAsia="Bookman Old Style" w:hAnsi="Bookman Old Style" w:cs="Bookman Old Style"/>
-          <w:color w:val="EE0000"/>
-        </w:rPr>
-      </w:pPr>
-      <w:r>
-        <w:rPr>
-          <w:rFonts w:ascii="Bookman Old Style" w:eastAsia="Bookman Old Style" w:hAnsi="Bookman Old Style" w:cs="Bookman Old Style"/>
-          <w:color w:val="EE0000"/>
+          <w:color w:val="00B050"/>
+        </w:rPr>
+      </w:pPr>
+      <w:r>
+        <w:rPr>
+          <w:rFonts w:ascii="Bookman Old Style" w:eastAsia="Bookman Old Style" w:hAnsi="Bookman Old Style" w:cs="Bookman Old Style"/>
+          <w:color w:val="00B050"/>
         </w:rPr>
         <w:t>Your level design should start easy and then get progressively harder.</w:t>
       </w:r>
@@ -2388,13 +2388,13 @@
         </w:numPr>
         <w:rPr>
           <w:rFonts w:ascii="Bookman Old Style" w:eastAsia="Bookman Old Style" w:hAnsi="Bookman Old Style" w:cs="Bookman Old Style"/>
-          <w:color w:val="EE0000"/>
-        </w:rPr>
-      </w:pPr>
-      <w:r>
-        <w:rPr>
-          <w:rFonts w:ascii="Bookman Old Style" w:eastAsia="Bookman Old Style" w:hAnsi="Bookman Old Style" w:cs="Bookman Old Style"/>
-          <w:color w:val="EE0000"/>
+          <w:color w:val="00B050"/>
+        </w:rPr>
+      </w:pPr>
+      <w:r>
+        <w:rPr>
+          <w:rFonts w:ascii="Bookman Old Style" w:eastAsia="Bookman Old Style" w:hAnsi="Bookman Old Style" w:cs="Bookman Old Style"/>
+          <w:color w:val="00B050"/>
         </w:rPr>
         <w:t>More traps and ways to fail the higher you go in levels.</w:t>
       </w:r>
@@ -4983,6 +4983,7 @@
   <w:style w:type="character" w:default="1" w:styleId="DefaultParagraphFont">
     <w:name w:val="Default Paragraph Font"/>
     <w:uiPriority w:val="1"/>
+    <w:semiHidden/>
     <w:unhideWhenUsed/>
   </w:style>
   <w:style w:type="table" w:default="1" w:styleId="TableNormal">

--- a/Assets/Assignment_.docx
+++ b/Assets/Assignment_.docx
@@ -2588,12 +2588,57 @@
           <w:rFonts w:ascii="Bookman Old Style" w:eastAsia="Bookman Old Style" w:hAnsi="Bookman Old Style" w:cs="Bookman Old Style"/>
         </w:rPr>
       </w:pPr>
-      <w:r>
-        <w:rPr>
-          <w:rFonts w:ascii="Bookman Old Style" w:eastAsia="Bookman Old Style" w:hAnsi="Bookman Old Style" w:cs="Bookman Old Style"/>
-        </w:rPr>
-        <w:t>Github link : ___________________________________________</w:t>
-      </w:r>
+      <w:proofErr w:type="spellStart"/>
+      <w:r>
+        <w:rPr>
+          <w:rFonts w:ascii="Bookman Old Style" w:eastAsia="Bookman Old Style" w:hAnsi="Bookman Old Style" w:cs="Bookman Old Style"/>
+        </w:rPr>
+        <w:t>Github</w:t>
+      </w:r>
+      <w:proofErr w:type="spellEnd"/>
+      <w:r>
+        <w:rPr>
+          <w:rFonts w:ascii="Bookman Old Style" w:eastAsia="Bookman Old Style" w:hAnsi="Bookman Old Style" w:cs="Bookman Old Style"/>
+        </w:rPr>
+        <w:t xml:space="preserve"> </w:t>
+      </w:r>
+      <w:proofErr w:type="gramStart"/>
+      <w:r>
+        <w:rPr>
+          <w:rFonts w:ascii="Bookman Old Style" w:eastAsia="Bookman Old Style" w:hAnsi="Bookman Old Style" w:cs="Bookman Old Style"/>
+        </w:rPr>
+        <w:t>link :</w:t>
+      </w:r>
+      <w:proofErr w:type="gramEnd"/>
+      <w:r>
+        <w:rPr>
+          <w:rFonts w:ascii="Bookman Old Style" w:eastAsia="Bookman Old Style" w:hAnsi="Bookman Old Style" w:cs="Bookman Old Style"/>
+        </w:rPr>
+        <w:t xml:space="preserve"> </w:t>
+      </w:r>
+      <w:hyperlink r:id="rId5" w:history="1">
+        <w:r>
+          <w:rPr>
+            <w:rStyle w:val="Hyperlink"/>
+            <w:rFonts w:ascii="Bookman Old Style" w:eastAsia="Bookman Old Style" w:hAnsi="Bookman Old Style" w:cs="Bookman Old Style"/>
+          </w:rPr>
+          <w:t>Tegran</w:t>
+        </w:r>
+        <w:r>
+          <w:rPr>
+            <w:rStyle w:val="Hyperlink"/>
+            <w:rFonts w:ascii="Bookman Old Style" w:eastAsia="Bookman Old Style" w:hAnsi="Bookman Old Style" w:cs="Bookman Old Style"/>
+          </w:rPr>
+          <w:t>T</w:t>
+        </w:r>
+        <w:r>
+          <w:rPr>
+            <w:rStyle w:val="Hyperlink"/>
+            <w:rFonts w:ascii="Bookman Old Style" w:eastAsia="Bookman Old Style" w:hAnsi="Bookman Old Style" w:cs="Bookman Old Style"/>
+          </w:rPr>
+          <w:t>amrazyan/420_541_Assignement_2026</w:t>
+        </w:r>
+      </w:hyperlink>
     </w:p>
     <w:p>
       <w:pPr>
@@ -3863,7 +3908,7 @@
         </w:rPr>
         <w:t xml:space="preserve">Sound Manager Creation Source: </w:t>
       </w:r>
-      <w:hyperlink r:id="rId5" w:history="1">
+      <w:hyperlink r:id="rId6" w:history="1">
         <w:r>
           <w:rPr>
             <w:rStyle w:val="Hyperlink"/>
@@ -4983,7 +5028,6 @@
   <w:style w:type="character" w:default="1" w:styleId="DefaultParagraphFont">
     <w:name w:val="Default Paragraph Font"/>
     <w:uiPriority w:val="1"/>
-    <w:semiHidden/>
     <w:unhideWhenUsed/>
   </w:style>
   <w:style w:type="table" w:default="1" w:styleId="TableNormal">
@@ -5079,6 +5123,18 @@
     <w:rPr>
       <w:color w:val="605E5C"/>
       <w:shd w:val="clear" w:color="auto" w:fill="E1DFDD"/>
+    </w:rPr>
+  </w:style>
+  <w:style w:type="character" w:styleId="FollowedHyperlink">
+    <w:name w:val="FollowedHyperlink"/>
+    <w:basedOn w:val="DefaultParagraphFont"/>
+    <w:uiPriority w:val="99"/>
+    <w:semiHidden/>
+    <w:unhideWhenUsed/>
+    <w:rsid w:val="00326361"/>
+    <w:rPr>
+      <w:color w:val="800080" w:themeColor="followedHyperlink"/>
+      <w:u w:val="single"/>
     </w:rPr>
   </w:style>
 </w:styles>
